--- a/templates/W3-62-04E.docx
+++ b/templates/W3-62-04E.docx
@@ -96,7 +96,7 @@
           <w:color w:val="000000"/>
           <w:szCs w:val="24"/>
         </w:rPr>
-        <w:t>□初檢</w:t>
+        <w:t>{{FIRSTCK}}初檢</w:t>
       </w:r>
       <w:r>
         <w:rPr>
@@ -112,7 +112,7 @@
           <w:color w:val="000000"/>
           <w:szCs w:val="24"/>
         </w:rPr>
-        <w:t>□複檢</w:t>
+        <w:t>{{RECK}}複檢</w:t>
       </w:r>
     </w:p>
     <w:tbl>

--- a/templates/W3-62-04E.docx
+++ b/templates/W3-62-04E.docx
@@ -7746,7 +7746,7 @@
                 <w:sz w:val="20"/>
                 <w:szCs w:val="20"/>
               </w:rPr>
-              <w:t>□</w:t>
+              <w:t>■</w:t>
             </w:r>
             <w:r>
               <w:rPr>

--- a/templates/W3-62-04E.docx
+++ b/templates/W3-62-04E.docx
@@ -26,7 +26,7 @@
           <w:sz w:val="28"/>
           <w:szCs w:val="28"/>
         </w:rPr>
-        <w:t>(</w:t>
+        <w:t/>
       </w:r>
       <w:r>
         <w:rPr>
@@ -46,7 +46,7 @@
           <w:sz w:val="28"/>
           <w:szCs w:val="28"/>
         </w:rPr>
-        <w:t>)</w:t>
+        <w:t/>
       </w:r>
       <w:r>
         <w:rPr>
